--- a/flow/20230927_hours/drafts/2025-03-u/19.03.docx
+++ b/flow/20230927_hours/drafts/2025-03-u/19.03.docx
@@ -1100,6 +1100,30 @@
       <w:pPr>
         <w:rPr>
           <w:rFonts w:ascii="Times New Roman" w:hAnsi="Times New Roman"/>
+          <w:sz w:val="24"/>
+        </w:rPr>
+      </w:pPr>
+      <w:r>
+        <w:rPr>
+          <w:rFonts w:ascii="Times New Roman" w:hAnsi="Times New Roman"/>
+          <w:i/>
+          <w:color w:val="FF0000"/>
+          <w:sz w:val="24"/>
+        </w:rPr>
+        <w:t>Тропар (г. 6)</w:t>
+      </w:r>
+      <w:r>
+        <w:rPr>
+          <w:rFonts w:ascii="Times New Roman" w:hAnsi="Times New Roman"/>
+          <w:sz w:val="24"/>
+        </w:rPr>
+        <w:t>: Удосвіта вислухай голос мій,* Царю мій і Боже мій.</w:t>
+      </w:r>
+    </w:p>
+    <w:p>
+      <w:pPr>
+        <w:rPr>
+          <w:rFonts w:ascii="Times New Roman" w:hAnsi="Times New Roman"/>
           <w:i/>
           <w:color w:val="FF0000"/>
           <w:sz w:val="24"/>
@@ -1482,6 +1506,48 @@
           <w:sz w:val="24"/>
         </w:rPr>
         <w:t>Амінь.</w:t>
+      </w:r>
+    </w:p>
+    <w:p>
+      <w:pPr>
+        <w:rPr>
+          <w:rFonts w:ascii="Times New Roman" w:hAnsi="Times New Roman"/>
+          <w:sz w:val="24"/>
+        </w:rPr>
+      </w:pPr>
+      <w:r>
+        <w:rPr>
+          <w:rFonts w:ascii="Times New Roman" w:hAnsi="Times New Roman"/>
+          <w:i/>
+          <w:color w:val="FF0000"/>
+          <w:sz w:val="24"/>
+        </w:rPr>
+        <w:t xml:space="preserve">Тропар </w:t>
+      </w:r>
+      <w:r>
+        <w:rPr>
+          <w:rFonts w:ascii="Times New Roman" w:hAnsi="Times New Roman"/>
+          <w:i/>
+          <w:color w:val="FF0000"/>
+          <w:sz w:val="24"/>
+        </w:rPr>
+        <w:t>(г. 4, самоподібний)</w:t>
+      </w:r>
+      <w:r>
+        <w:rPr>
+          <w:rFonts w:ascii="Times New Roman" w:hAnsi="Times New Roman"/>
+          <w:i/>
+          <w:color w:val="FF0000"/>
+          <w:sz w:val="24"/>
+        </w:rPr>
+        <w:t>:</w:t>
+      </w:r>
+      <w:r>
+        <w:rPr>
+          <w:rFonts w:ascii="Times New Roman" w:hAnsi="Times New Roman"/>
+          <w:sz w:val="24"/>
+        </w:rPr>
+        <w:t xml:space="preserve"> Негайно поспіши на допомогу, перше, ніж поневолять нас вороги,* що хулять тебе, Христе Боже наш, і нам погрожують.* Побори хрестом твоїм тих, що нападають на нас,* щоб зрозуміли вони, яка могутня віра правовірних,* молитвами Богородиці, єдиний Чоловіколюбче.</w:t>
       </w:r>
     </w:p>
     <w:p>
@@ -3513,6 +3579,30 @@
           <w:color w:val="FF0000"/>
           <w:sz w:val="24"/>
         </w:rPr>
+        <w:t>Тропар (г. 6)</w:t>
+      </w:r>
+      <w:r>
+        <w:rPr>
+          <w:rFonts w:ascii="Times New Roman" w:hAnsi="Times New Roman"/>
+          <w:sz w:val="24"/>
+        </w:rPr>
+        <w:t>: Господи, ти пресвятого твого Духа* в третю годину на апостолів твоїх послав;* не відійми ж його, Благий, від нас,* а обнови нас, що молимося тобі.</w:t>
+      </w:r>
+    </w:p>
+    <w:p>
+      <w:pPr>
+        <w:rPr>
+          <w:rFonts w:ascii="Times New Roman" w:hAnsi="Times New Roman"/>
+          <w:sz w:val="24"/>
+        </w:rPr>
+      </w:pPr>
+      <w:r>
+        <w:rPr>
+          <w:rFonts w:ascii="Times New Roman" w:hAnsi="Times New Roman"/>
+          <w:i/>
+          <w:color w:val="FF0000"/>
+          <w:sz w:val="24"/>
+        </w:rPr>
         <w:t xml:space="preserve">Стих: </w:t>
       </w:r>
       <w:r>
@@ -3840,6 +3930,48 @@
           <w:sz w:val="24"/>
         </w:rPr>
         <w:t>Амінь.</w:t>
+      </w:r>
+    </w:p>
+    <w:p>
+      <w:pPr>
+        <w:rPr>
+          <w:rFonts w:ascii="Times New Roman" w:hAnsi="Times New Roman"/>
+          <w:sz w:val="24"/>
+        </w:rPr>
+      </w:pPr>
+      <w:r>
+        <w:rPr>
+          <w:rFonts w:ascii="Times New Roman" w:hAnsi="Times New Roman"/>
+          <w:i/>
+          <w:color w:val="FF0000"/>
+          <w:sz w:val="24"/>
+        </w:rPr>
+        <w:t xml:space="preserve">Тропар </w:t>
+      </w:r>
+      <w:r>
+        <w:rPr>
+          <w:rFonts w:ascii="Times New Roman" w:hAnsi="Times New Roman"/>
+          <w:i/>
+          <w:color w:val="FF0000"/>
+          <w:sz w:val="24"/>
+        </w:rPr>
+        <w:t>(г. 8)</w:t>
+      </w:r>
+      <w:r>
+        <w:rPr>
+          <w:rFonts w:ascii="Times New Roman" w:hAnsi="Times New Roman"/>
+          <w:i/>
+          <w:color w:val="FF0000"/>
+          <w:sz w:val="24"/>
+        </w:rPr>
+        <w:t>:</w:t>
+      </w:r>
+      <w:r>
+        <w:rPr>
+          <w:rFonts w:ascii="Times New Roman" w:hAnsi="Times New Roman"/>
+          <w:sz w:val="24"/>
+        </w:rPr>
+        <w:t xml:space="preserve"> Благословенний ти, Христе Боже наш,* що рибалок премудрими появив;* пославши їм Духа Святого,* ними ти полонив вселенну.* Чоловіколюбче, − слава тобі!</w:t>
       </w:r>
     </w:p>
     <w:p>
@@ -5709,6 +5841,30 @@
           <w:sz w:val="24"/>
         </w:rPr>
         <w:t>.</w:t>
+      </w:r>
+    </w:p>
+    <w:p>
+      <w:pPr>
+        <w:rPr>
+          <w:rFonts w:ascii="Times New Roman" w:hAnsi="Times New Roman"/>
+          <w:sz w:val="24"/>
+        </w:rPr>
+      </w:pPr>
+      <w:r>
+        <w:rPr>
+          <w:rFonts w:ascii="Times New Roman" w:hAnsi="Times New Roman"/>
+          <w:i/>
+          <w:color w:val="FF0000"/>
+          <w:sz w:val="24"/>
+        </w:rPr>
+        <w:t>Тропар (г. 6)</w:t>
+      </w:r>
+      <w:r>
+        <w:rPr>
+          <w:rFonts w:ascii="Times New Roman" w:hAnsi="Times New Roman"/>
+          <w:sz w:val="24"/>
+        </w:rPr>
+        <w:t>: Ти, Христе Боже, що в шостий день і годину* на хресті прибив зухвалий гріх Адама в раю,* розірви рукописання й наших гріхів* і спаси нас.</w:t>
       </w:r>
     </w:p>
     <w:p>
@@ -5840,42 +5996,66 @@
         <w:jc w:val="both"/>
         <w:rPr>
           <w:rFonts w:ascii="Times New Roman" w:hAnsi="Times New Roman"/>
+          <w:color w:val="000000"/>
+          <w:sz w:val="24"/>
+        </w:rPr>
+      </w:pPr>
+      <w:r>
+        <w:rPr>
+          <w:rFonts w:ascii="Times New Roman" w:hAnsi="Times New Roman"/>
           <w:bCs/>
           <w:i/>
           <w:color w:val="FF0000"/>
           <w:sz w:val="24"/>
         </w:rPr>
-      </w:pPr>
-      <w:r>
-        <w:rPr>
-          <w:rFonts w:ascii="Times New Roman" w:hAnsi="Times New Roman"/>
-          <w:b/>
+        <w:t>Тропар пророцтва</w:t>
+      </w:r>
+      <w:r>
+        <w:rPr>
+          <w:rFonts w:ascii="Times New Roman" w:hAnsi="Times New Roman"/>
           <w:bCs/>
+          <w:i/>
+          <w:color w:val="FF0000"/>
+          <w:sz w:val="24"/>
+        </w:rPr>
+        <w:t xml:space="preserve"> (</w:t>
+      </w:r>
+      <w:r>
+        <w:rPr>
+          <w:rFonts w:ascii="Times New Roman" w:hAnsi="Times New Roman"/>
+          <w:bCs/>
+          <w:i/>
+          <w:color w:val="FF0000"/>
+          <w:sz w:val="24"/>
+        </w:rPr>
+        <w:t>г. 8</w:t>
+      </w:r>
+      <w:r>
+        <w:rPr>
+          <w:rFonts w:ascii="Times New Roman" w:hAnsi="Times New Roman"/>
+          <w:bCs/>
+          <w:i/>
+          <w:color w:val="FF0000"/>
+          <w:sz w:val="24"/>
+        </w:rPr>
+        <w:t>)</w:t>
+      </w:r>
+      <w:r>
+        <w:rPr>
+          <w:rFonts w:ascii="Times New Roman" w:hAnsi="Times New Roman"/>
+          <w:bCs/>
+          <w:color w:val="FF0000"/>
+          <w:sz w:val="24"/>
+        </w:rPr>
+        <w:t xml:space="preserve">: </w:t>
+      </w:r>
+      <w:r>
+        <w:rPr>
+          <w:rFonts w:ascii="Times New Roman" w:hAnsi="Times New Roman"/>
           <w:color w:val="000000"/>
           <w:sz w:val="24"/>
         </w:rPr>
-        <w:t>Слава і нині:</w:t>
-      </w:r>
-      <w:r>
-        <w:rPr>
-          <w:rFonts w:ascii="Times New Roman" w:hAnsi="Times New Roman"/>
-          <w:b/>
-          <w:bCs/>
-          <w:color w:val="000000"/>
-          <w:sz w:val="24"/>
-          <w:lang w:val="en-US"/>
-        </w:rPr>
-        <w:t xml:space="preserve"> </w:t>
-      </w:r>
-      <w:r>
-        <w:rPr>
-          <w:rFonts w:ascii="Times New Roman" w:hAnsi="Times New Roman"/>
-          <w:bCs/>
-          <w:i/>
-          <w:color w:val="FF0000"/>
-          <w:sz w:val="24"/>
-        </w:rPr>
-        <w:t>знову тропар пророцтва.</w:t>
+        <w:t>Господи, немає в нас основи діл,* а Ти, милостивий Чоловіколюбче, не погордуй ділом рук твоїх, безгрішний.</w:t>
       </w:r>
     </w:p>
     <w:p>
@@ -5890,137 +6070,41 @@
         <w:rPr>
           <w:rFonts w:ascii="Times New Roman" w:hAnsi="Times New Roman"/>
           <w:bCs/>
-          <w:iCs/>
+          <w:i/>
+          <w:color w:val="FF0000"/>
+          <w:sz w:val="24"/>
+        </w:rPr>
+      </w:pPr>
+      <w:r>
+        <w:rPr>
+          <w:rFonts w:ascii="Times New Roman" w:hAnsi="Times New Roman"/>
+          <w:b/>
+          <w:bCs/>
           <w:color w:val="000000"/>
           <w:sz w:val="24"/>
         </w:rPr>
-      </w:pPr>
-      <w:r>
-        <w:rPr>
-          <w:rFonts w:ascii="Times New Roman" w:hAnsi="Times New Roman"/>
+        <w:t>Слава і нині:</w:t>
+      </w:r>
+      <w:r>
+        <w:rPr>
+          <w:rFonts w:ascii="Times New Roman" w:hAnsi="Times New Roman"/>
+          <w:b/>
           <w:bCs/>
-          <w:i/>
-          <w:color w:val="FF0000"/>
-          <w:sz w:val="24"/>
-        </w:rPr>
-        <w:t>Прокімен</w:t>
+          <w:color w:val="000000"/>
+          <w:sz w:val="24"/>
+          <w:lang w:val="en-US"/>
+        </w:rPr>
+        <w:t xml:space="preserve"> </w:t>
       </w:r>
       <w:r>
         <w:rPr>
           <w:rFonts w:ascii="Times New Roman" w:hAnsi="Times New Roman"/>
           <w:bCs/>
           <w:i/>
-          <w:iCs/>
-          <w:color w:val="FF0000"/>
-          <w:sz w:val="24"/>
-        </w:rPr>
-        <w:t xml:space="preserve"> </w:t>
-      </w:r>
-      <w:r>
-        <w:rPr>
-          <w:rFonts w:ascii="Times New Roman" w:hAnsi="Times New Roman"/>
-          <w:bCs/>
-          <w:i/>
-          <w:iCs/>
-          <w:color w:val="FF0000"/>
-          <w:sz w:val="24"/>
-        </w:rPr>
-        <w:t>(</w:t>
-      </w:r>
-      <w:r>
-        <w:rPr>
-          <w:rFonts w:ascii="Times New Roman" w:hAnsi="Times New Roman"/>
-          <w:bCs/>
-          <w:i/>
-          <w:color w:val="FF0000"/>
-          <w:sz w:val="24"/>
-        </w:rPr>
-        <w:t>г. 4</w:t>
-      </w:r>
-      <w:r>
-        <w:rPr>
-          <w:rFonts w:ascii="Times New Roman" w:hAnsi="Times New Roman"/>
-          <w:bCs/>
-          <w:i/>
-          <w:color w:val="FF0000"/>
-          <w:sz w:val="24"/>
-        </w:rPr>
-        <w:t>)</w:t>
-      </w:r>
-      <w:r>
-        <w:rPr>
-          <w:rFonts w:ascii="Times New Roman" w:hAnsi="Times New Roman"/>
-          <w:bCs/>
-          <w:i/>
-          <w:color w:val="FF0000"/>
-          <w:sz w:val="24"/>
-        </w:rPr>
-        <w:t xml:space="preserve">: </w:t>
-      </w:r>
-      <w:r>
-        <w:rPr>
-          <w:rFonts w:ascii="Times New Roman" w:hAnsi="Times New Roman"/>
-          <w:bCs/>
-          <w:iCs/>
-          <w:color w:val="000000"/>
-          <w:sz w:val="24"/>
-        </w:rPr>
-        <w:t>Принеси Богові жертву хвали* і воздай Всевишньому молитви свої.</w:t>
-      </w:r>
-      <w:r>
-        <w:rPr>
-          <w:rFonts w:ascii="Times New Roman" w:hAnsi="Times New Roman"/>
-          <w:bCs/>
-          <w:i/>
-          <w:iCs/>
-          <w:color w:val="FF0000"/>
-          <w:sz w:val="24"/>
-        </w:rPr>
-        <w:t xml:space="preserve"> </w:t>
-      </w:r>
-      <w:r>
-        <w:rPr>
-          <w:rFonts w:ascii="Times New Roman" w:hAnsi="Times New Roman"/>
-          <w:bCs/>
-          <w:i/>
-          <w:iCs/>
-          <w:color w:val="FF0000"/>
-          <w:sz w:val="24"/>
-        </w:rPr>
-        <w:t>(</w:t>
-      </w:r>
-      <w:r>
-        <w:rPr>
-          <w:rFonts w:ascii="Times New Roman" w:hAnsi="Times New Roman"/>
-          <w:bCs/>
-          <w:i/>
-          <w:iCs/>
-          <w:color w:val="FF0000"/>
-          <w:sz w:val="24"/>
-        </w:rPr>
-        <w:t>Пс. 49</w:t>
-      </w:r>
-      <w:r>
-        <w:rPr>
-          <w:rFonts w:ascii="Times New Roman" w:hAnsi="Times New Roman"/>
-          <w:bCs/>
-          <w:i/>
-          <w:iCs/>
-          <w:color w:val="FF0000"/>
-          <w:sz w:val="24"/>
-        </w:rPr>
-        <w:t>, 14</w:t>
-      </w:r>
-      <w:r>
-        <w:rPr>
-          <w:rFonts w:ascii="Times New Roman" w:hAnsi="Times New Roman"/>
-          <w:bCs/>
-          <w:i/>
-          <w:iCs/>
-          <w:color w:val="FF0000"/>
-          <w:sz w:val="24"/>
-        </w:rPr>
-        <w:t>)</w:t>
+          <w:color w:val="FF0000"/>
+          <w:sz w:val="24"/>
+        </w:rPr>
+        <w:t>знову тропар пророцтва.</w:t>
       </w:r>
     </w:p>
     <w:p>
@@ -6048,7 +6132,59 @@
           <w:color w:val="FF0000"/>
           <w:sz w:val="24"/>
         </w:rPr>
-        <w:t xml:space="preserve">Стих: </w:t>
+        <w:t>Прокімен</w:t>
+      </w:r>
+      <w:r>
+        <w:rPr>
+          <w:rFonts w:ascii="Times New Roman" w:hAnsi="Times New Roman"/>
+          <w:bCs/>
+          <w:i/>
+          <w:iCs/>
+          <w:color w:val="FF0000"/>
+          <w:sz w:val="24"/>
+        </w:rPr>
+        <w:t xml:space="preserve"> </w:t>
+      </w:r>
+      <w:r>
+        <w:rPr>
+          <w:rFonts w:ascii="Times New Roman" w:hAnsi="Times New Roman"/>
+          <w:bCs/>
+          <w:i/>
+          <w:iCs/>
+          <w:color w:val="FF0000"/>
+          <w:sz w:val="24"/>
+        </w:rPr>
+        <w:t>(</w:t>
+      </w:r>
+      <w:r>
+        <w:rPr>
+          <w:rFonts w:ascii="Times New Roman" w:hAnsi="Times New Roman"/>
+          <w:bCs/>
+          <w:i/>
+          <w:color w:val="FF0000"/>
+          <w:sz w:val="24"/>
+        </w:rPr>
+        <w:t>г. 4</w:t>
+      </w:r>
+      <w:r>
+        <w:rPr>
+          <w:rFonts w:ascii="Times New Roman" w:hAnsi="Times New Roman"/>
+          <w:bCs/>
+          <w:i/>
+          <w:color w:val="FF0000"/>
+          <w:sz w:val="24"/>
+        </w:rPr>
+        <w:t>)</w:t>
+      </w:r>
+      <w:r>
+        <w:rPr>
+          <w:rFonts w:ascii="Times New Roman" w:hAnsi="Times New Roman"/>
+          <w:bCs/>
+          <w:i/>
+          <w:color w:val="FF0000"/>
+          <w:sz w:val="24"/>
+        </w:rPr>
+        <w:t xml:space="preserve">: </w:t>
       </w:r>
       <w:r>
         <w:rPr>
@@ -6058,27 +6194,62 @@
           <w:color w:val="000000"/>
           <w:sz w:val="24"/>
         </w:rPr>
-        <w:t>Бог богів, Господь промовив і призвав землю</w:t>
+        <w:t>Принеси Богові жертву хвали* і воздай Всевишньому молитви свої.</w:t>
       </w:r>
       <w:r>
         <w:rPr>
           <w:rFonts w:ascii="Times New Roman" w:hAnsi="Times New Roman"/>
           <w:bCs/>
+          <w:i/>
           <w:iCs/>
-          <w:color w:val="000000"/>
-          <w:sz w:val="24"/>
-        </w:rPr>
-        <w:t xml:space="preserve"> від сонця до заходу</w:t>
+          <w:color w:val="FF0000"/>
+          <w:sz w:val="24"/>
+        </w:rPr>
+        <w:t xml:space="preserve"> </w:t>
       </w:r>
       <w:r>
         <w:rPr>
           <w:rFonts w:ascii="Times New Roman" w:hAnsi="Times New Roman"/>
           <w:bCs/>
+          <w:i/>
           <w:iCs/>
-          <w:color w:val="000000"/>
-          <w:sz w:val="24"/>
-        </w:rPr>
-        <w:t>.</w:t>
+          <w:color w:val="FF0000"/>
+          <w:sz w:val="24"/>
+        </w:rPr>
+        <w:t>(</w:t>
+      </w:r>
+      <w:r>
+        <w:rPr>
+          <w:rFonts w:ascii="Times New Roman" w:hAnsi="Times New Roman"/>
+          <w:bCs/>
+          <w:i/>
+          <w:iCs/>
+          <w:color w:val="FF0000"/>
+          <w:sz w:val="24"/>
+        </w:rPr>
+        <w:t>Пс. 49</w:t>
+      </w:r>
+      <w:r>
+        <w:rPr>
+          <w:rFonts w:ascii="Times New Roman" w:hAnsi="Times New Roman"/>
+          <w:bCs/>
+          <w:i/>
+          <w:iCs/>
+          <w:color w:val="FF0000"/>
+          <w:sz w:val="24"/>
+        </w:rPr>
+        <w:t>, 14</w:t>
+      </w:r>
+      <w:r>
+        <w:rPr>
+          <w:rFonts w:ascii="Times New Roman" w:hAnsi="Times New Roman"/>
+          <w:bCs/>
+          <w:i/>
+          <w:iCs/>
+          <w:color w:val="FF0000"/>
+          <w:sz w:val="24"/>
+        </w:rPr>
+        <w:t>)</w:t>
       </w:r>
     </w:p>
     <w:p>
@@ -6094,7 +6265,7 @@
           <w:rFonts w:ascii="Times New Roman" w:hAnsi="Times New Roman"/>
           <w:bCs/>
           <w:iCs/>
-          <w:color w:val="FF0000"/>
+          <w:color w:val="000000"/>
           <w:sz w:val="24"/>
         </w:rPr>
       </w:pPr>
@@ -6106,67 +6277,37 @@
           <w:color w:val="FF0000"/>
           <w:sz w:val="24"/>
         </w:rPr>
-        <w:t xml:space="preserve">Пророцтва </w:t>
-      </w:r>
-      <w:r>
-        <w:rPr>
-          <w:rFonts w:ascii="Times New Roman" w:hAnsi="Times New Roman"/>
-          <w:bCs/>
-          <w:i/>
-          <w:color w:val="FF0000"/>
-          <w:sz w:val="24"/>
-        </w:rPr>
-        <w:t>Ісаї</w:t>
-      </w:r>
-      <w:r>
-        <w:rPr>
-          <w:rFonts w:ascii="Times New Roman" w:hAnsi="Times New Roman"/>
-          <w:bCs/>
-          <w:i/>
-          <w:color w:val="FF0000"/>
-          <w:sz w:val="24"/>
-        </w:rPr>
-        <w:t xml:space="preserve"> читання (</w:t>
+        <w:t xml:space="preserve">Стих: </w:t>
       </w:r>
       <w:r>
         <w:rPr>
           <w:rFonts w:ascii="Times New Roman" w:hAnsi="Times New Roman"/>
           <w:bCs/>
           <w:iCs/>
-          <w:color w:val="FF0000"/>
-          <w:sz w:val="24"/>
-        </w:rPr>
-        <w:t>10</w:t>
+          <w:color w:val="000000"/>
+          <w:sz w:val="24"/>
+        </w:rPr>
+        <w:t>Бог богів, Господь промовив і призвав землю</w:t>
       </w:r>
       <w:r>
         <w:rPr>
           <w:rFonts w:ascii="Times New Roman" w:hAnsi="Times New Roman"/>
           <w:bCs/>
           <w:iCs/>
-          <w:color w:val="FF0000"/>
-          <w:sz w:val="24"/>
-        </w:rPr>
-        <w:t>,</w:t>
+          <w:color w:val="000000"/>
+          <w:sz w:val="24"/>
+        </w:rPr>
+        <w:t xml:space="preserve"> від сонця до заходу</w:t>
       </w:r>
       <w:r>
         <w:rPr>
           <w:rFonts w:ascii="Times New Roman" w:hAnsi="Times New Roman"/>
           <w:bCs/>
           <w:iCs/>
-          <w:color w:val="FF0000"/>
-          <w:sz w:val="24"/>
-        </w:rPr>
-        <w:t xml:space="preserve"> 12-20</w:t>
-      </w:r>
-      <w:r>
-        <w:rPr>
-          <w:rFonts w:ascii="Times New Roman" w:hAnsi="Times New Roman"/>
-          <w:bCs/>
-          <w:iCs/>
-          <w:color w:val="FF0000"/>
-          <w:sz w:val="24"/>
-        </w:rPr>
-        <w:t>):</w:t>
+          <w:color w:val="000000"/>
+          <w:sz w:val="24"/>
+        </w:rPr>
+        <w:t>.</w:t>
       </w:r>
     </w:p>
     <w:p>
@@ -6182,31 +6323,79 @@
           <w:rFonts w:ascii="Times New Roman" w:hAnsi="Times New Roman"/>
           <w:bCs/>
           <w:iCs/>
-          <w:color w:val="000000"/>
-          <w:sz w:val="24"/>
-        </w:rPr>
-      </w:pPr>
-      <w:r>
-        <w:rPr>
-          <w:rFonts w:ascii="Times New Roman" w:hAnsi="Times New Roman"/>
-          <w:sz w:val="24"/>
-        </w:rPr>
-        <w:t>Я</w:t>
-      </w:r>
-      <w:r>
-        <w:rPr>
-          <w:rFonts w:ascii="Times New Roman" w:hAnsi="Times New Roman"/>
-          <w:sz w:val="24"/>
-        </w:rPr>
-        <w:t xml:space="preserve">к довершить Господь усе своє діло на горі Сіоні й у Єрусалимі, тоді він покарає плід бундючних намислів царя асирійського і пиху очей його гордовитих, бо він каже: «Силою </w:t>
-      </w:r>
-      <w:r>
-        <w:rPr>
-          <w:rFonts w:ascii="Times New Roman" w:hAnsi="Times New Roman"/>
-          <w:sz w:val="24"/>
-        </w:rPr>
-        <w:lastRenderedPageBreak/>
-        <w:t>моєї руки я зробив те і моєю мудрістю, бо я розумний. Я пересунув границі народів, загарбав їхні скарби і повикидав мешканців, немов велет. Моя рука захопила, мов гніздо, багатства народів. І так, як забирають покинуті в ньому яйця, я забрав усі землі, а ніхто й крилом не рушив і рота не роззявив і не писнув.» Хіба сокира хвалиться перед тим, хто нею рубає? Хіба пилка пишається перед тим, хто її тягне? Неначе б палиця рухала того, хто її піднімає, або кий піднімав того, хто не дерев'яний! Тому Господь, Бог сил, пошле сухоти на його товстих, під його славою займеться полум'я, мов полум'я пожару. Світло Ізраїля стане вогнем, і його Святий - полум'ям, що запалить і пожере його тернину і його глоди колючі в одному дні. Розкішний його ліс і його сад він вигубить з душею і тілом, і стане той, немов умираючий сухітник. Останок же дерев його лісу так змаліє, що й дитина їх списати зможе. І станеться того часу: рештки Ізраїля і ті, що врятуються з дому Якова, не будуть опиратись більше на того, хто їх б'є; вони будуть опиратись вірно на Господа, Святого Ізраїлевого.</w:t>
+          <w:color w:val="FF0000"/>
+          <w:sz w:val="24"/>
+        </w:rPr>
+      </w:pPr>
+      <w:r>
+        <w:rPr>
+          <w:rFonts w:ascii="Times New Roman" w:hAnsi="Times New Roman"/>
+          <w:bCs/>
+          <w:i/>
+          <w:color w:val="FF0000"/>
+          <w:sz w:val="24"/>
+        </w:rPr>
+        <w:t xml:space="preserve">Пророцтва </w:t>
+      </w:r>
+      <w:r>
+        <w:rPr>
+          <w:rFonts w:ascii="Times New Roman" w:hAnsi="Times New Roman"/>
+          <w:bCs/>
+          <w:i/>
+          <w:color w:val="FF0000"/>
+          <w:sz w:val="24"/>
+        </w:rPr>
+        <w:t>Ісаї</w:t>
+      </w:r>
+      <w:r>
+        <w:rPr>
+          <w:rFonts w:ascii="Times New Roman" w:hAnsi="Times New Roman"/>
+          <w:bCs/>
+          <w:i/>
+          <w:color w:val="FF0000"/>
+          <w:sz w:val="24"/>
+        </w:rPr>
+        <w:t xml:space="preserve"> читання (</w:t>
+      </w:r>
+      <w:r>
+        <w:rPr>
+          <w:rFonts w:ascii="Times New Roman" w:hAnsi="Times New Roman"/>
+          <w:bCs/>
+          <w:iCs/>
+          <w:color w:val="FF0000"/>
+          <w:sz w:val="24"/>
+        </w:rPr>
+        <w:t>10</w:t>
+      </w:r>
+      <w:r>
+        <w:rPr>
+          <w:rFonts w:ascii="Times New Roman" w:hAnsi="Times New Roman"/>
+          <w:bCs/>
+          <w:iCs/>
+          <w:color w:val="FF0000"/>
+          <w:sz w:val="24"/>
+        </w:rPr>
+        <w:t>,</w:t>
+      </w:r>
+      <w:r>
+        <w:rPr>
+          <w:rFonts w:ascii="Times New Roman" w:hAnsi="Times New Roman"/>
+          <w:bCs/>
+          <w:iCs/>
+          <w:color w:val="FF0000"/>
+          <w:sz w:val="24"/>
+        </w:rPr>
+        <w:t xml:space="preserve"> 12-20</w:t>
+      </w:r>
+      <w:r>
+        <w:rPr>
+          <w:rFonts w:ascii="Times New Roman" w:hAnsi="Times New Roman"/>
+          <w:bCs/>
+          <w:iCs/>
+          <w:color w:val="FF0000"/>
+          <w:sz w:val="24"/>
+        </w:rPr>
+        <w:t>):</w:t>
       </w:r>
     </w:p>
     <w:p>
@@ -6221,162 +6410,32 @@
         <w:rPr>
           <w:rFonts w:ascii="Times New Roman" w:hAnsi="Times New Roman"/>
           <w:bCs/>
-          <w:i/>
-          <w:color w:val="FF0000"/>
-          <w:sz w:val="24"/>
-        </w:rPr>
-      </w:pPr>
-      <w:r>
-        <w:rPr>
-          <w:rFonts w:ascii="Times New Roman" w:hAnsi="Times New Roman"/>
-          <w:bCs/>
-          <w:i/>
-          <w:color w:val="FF0000"/>
-          <w:sz w:val="24"/>
-        </w:rPr>
-        <w:t>Прокімен</w:t>
-      </w:r>
-      <w:r>
-        <w:rPr>
-          <w:rFonts w:ascii="Times New Roman" w:hAnsi="Times New Roman"/>
-          <w:bCs/>
-          <w:i/>
-          <w:iCs/>
-          <w:color w:val="FF0000"/>
-          <w:sz w:val="24"/>
-        </w:rPr>
-        <w:t xml:space="preserve"> </w:t>
-      </w:r>
-      <w:r>
-        <w:rPr>
-          <w:rFonts w:ascii="Times New Roman" w:hAnsi="Times New Roman"/>
-          <w:bCs/>
-          <w:i/>
-          <w:iCs/>
-          <w:color w:val="FF0000"/>
-          <w:sz w:val="24"/>
-        </w:rPr>
-        <w:t>(</w:t>
-      </w:r>
-      <w:r>
-        <w:rPr>
-          <w:rFonts w:ascii="Times New Roman" w:hAnsi="Times New Roman"/>
-          <w:bCs/>
-          <w:i/>
-          <w:color w:val="FF0000"/>
-          <w:sz w:val="24"/>
-        </w:rPr>
-        <w:t>г.</w:t>
-      </w:r>
-      <w:r>
-        <w:rPr>
-          <w:rFonts w:ascii="Times New Roman" w:hAnsi="Times New Roman"/>
-          <w:bCs/>
-          <w:i/>
-          <w:color w:val="FF0000"/>
-          <w:sz w:val="24"/>
-        </w:rPr>
-        <w:t xml:space="preserve"> </w:t>
-      </w:r>
-      <w:r>
-        <w:rPr>
-          <w:rFonts w:ascii="Times New Roman" w:hAnsi="Times New Roman"/>
-          <w:bCs/>
-          <w:i/>
-          <w:color w:val="FF0000"/>
-          <w:sz w:val="24"/>
-        </w:rPr>
-        <w:t>6</w:t>
-      </w:r>
-      <w:r>
-        <w:rPr>
-          <w:rFonts w:ascii="Times New Roman" w:hAnsi="Times New Roman"/>
-          <w:bCs/>
-          <w:i/>
-          <w:color w:val="FF0000"/>
-          <w:sz w:val="24"/>
-        </w:rPr>
-        <w:t>)</w:t>
-      </w:r>
-      <w:r>
-        <w:rPr>
-          <w:rFonts w:ascii="Times New Roman" w:hAnsi="Times New Roman"/>
-          <w:bCs/>
-          <w:i/>
-          <w:color w:val="FF0000"/>
-          <w:sz w:val="24"/>
-        </w:rPr>
-        <w:t xml:space="preserve">: </w:t>
-      </w:r>
-      <w:r>
-        <w:rPr>
-          <w:rFonts w:ascii="Times New Roman" w:hAnsi="Times New Roman"/>
-          <w:bCs/>
           <w:iCs/>
           <w:color w:val="000000"/>
           <w:sz w:val="24"/>
         </w:rPr>
-        <w:t>Помилуй мене, Боже,</w:t>
-      </w:r>
-      <w:r>
-        <w:rPr>
-          <w:rFonts w:ascii="Times New Roman" w:hAnsi="Times New Roman"/>
-          <w:bCs/>
-          <w:iCs/>
-          <w:color w:val="000000"/>
-          <w:sz w:val="24"/>
-        </w:rPr>
-        <w:t>*</w:t>
-      </w:r>
-      <w:r>
-        <w:rPr>
-          <w:rFonts w:ascii="Times New Roman" w:hAnsi="Times New Roman"/>
-          <w:bCs/>
-          <w:iCs/>
-          <w:color w:val="000000"/>
-          <w:sz w:val="24"/>
-        </w:rPr>
-        <w:t xml:space="preserve"> по великій милості твоїй.</w:t>
-      </w:r>
-      <w:r>
-        <w:rPr>
-          <w:rFonts w:ascii="Times New Roman" w:hAnsi="Times New Roman"/>
-          <w:bCs/>
-          <w:iCs/>
-          <w:color w:val="000000"/>
-          <w:sz w:val="24"/>
-        </w:rPr>
-        <w:t xml:space="preserve"> </w:t>
-      </w:r>
-      <w:r>
-        <w:rPr>
-          <w:rFonts w:ascii="Times New Roman" w:hAnsi="Times New Roman"/>
-          <w:bCs/>
-          <w:i/>
-          <w:color w:val="FF0000"/>
-          <w:sz w:val="24"/>
-        </w:rPr>
-        <w:t xml:space="preserve">(Пс. 50, </w:t>
-      </w:r>
-      <w:r>
-        <w:rPr>
-          <w:rFonts w:ascii="Times New Roman" w:hAnsi="Times New Roman"/>
-          <w:bCs/>
-          <w:i/>
-          <w:color w:val="FF0000"/>
-          <w:sz w:val="24"/>
-        </w:rPr>
-        <w:t>3</w:t>
-      </w:r>
-      <w:r>
-        <w:rPr>
-          <w:rFonts w:ascii="Times New Roman" w:hAnsi="Times New Roman"/>
-          <w:bCs/>
-          <w:i/>
-          <w:color w:val="FF0000"/>
-          <w:sz w:val="24"/>
-        </w:rPr>
-        <w:t>)</w:t>
+      </w:pPr>
+      <w:r>
+        <w:rPr>
+          <w:rFonts w:ascii="Times New Roman" w:hAnsi="Times New Roman"/>
+          <w:sz w:val="24"/>
+        </w:rPr>
+        <w:t>Я</w:t>
+      </w:r>
+      <w:r>
+        <w:rPr>
+          <w:rFonts w:ascii="Times New Roman" w:hAnsi="Times New Roman"/>
+          <w:sz w:val="24"/>
+        </w:rPr>
+        <w:t xml:space="preserve">к довершить Господь усе своє діло на горі Сіоні й у Єрусалимі, тоді він покарає плід бундючних намислів царя асирійського і пиху очей його гордовитих, бо він каже: «Силою </w:t>
+      </w:r>
+      <w:r>
+        <w:rPr>
+          <w:rFonts w:ascii="Times New Roman" w:hAnsi="Times New Roman"/>
+          <w:sz w:val="24"/>
+        </w:rPr>
+        <w:lastRenderedPageBreak/>
+        <w:t>моєї руки я зробив те і моєю мудрістю, бо я розумний. Я пересунув границі народів, загарбав їхні скарби і повикидав мешканців, немов велет. Моя рука захопила, мов гніздо, багатства народів. І так, як забирають покинуті в ньому яйця, я забрав усі землі, а ніхто й крилом не рушив і рота не роззявив і не писнув.» Хіба сокира хвалиться перед тим, хто нею рубає? Хіба пилка пишається перед тим, хто її тягне? Неначе б палиця рухала того, хто її піднімає, або кий піднімав того, хто не дерев'яний! Тому Господь, Бог сил, пошле сухоти на його товстих, під його славою займеться полум'я, мов полум'я пожару. Світло Ізраїля стане вогнем, і його Святий - полум'ям, що запалить і пожере його тернину і його глоди колючі в одному дні. Розкішний його ліс і його сад він вигубить з душею і тілом, і стане той, немов умираючий сухітник. Останок же дерев його лісу так змаліє, що й дитина їх списати зможе. І станеться того часу: рештки Ізраїля і ті, що врятуються з дому Якова, не будуть опиратись більше на того, хто їх б'є; вони будуть опиратись вірно на Господа, Святого Ізраїлевого.</w:t>
       </w:r>
     </w:p>
     <w:p>
@@ -6404,6 +6463,176 @@
           <w:color w:val="FF0000"/>
           <w:sz w:val="24"/>
         </w:rPr>
+        <w:t>Прокімен</w:t>
+      </w:r>
+      <w:r>
+        <w:rPr>
+          <w:rFonts w:ascii="Times New Roman" w:hAnsi="Times New Roman"/>
+          <w:bCs/>
+          <w:i/>
+          <w:iCs/>
+          <w:color w:val="FF0000"/>
+          <w:sz w:val="24"/>
+        </w:rPr>
+        <w:t xml:space="preserve"> </w:t>
+      </w:r>
+      <w:r>
+        <w:rPr>
+          <w:rFonts w:ascii="Times New Roman" w:hAnsi="Times New Roman"/>
+          <w:bCs/>
+          <w:i/>
+          <w:iCs/>
+          <w:color w:val="FF0000"/>
+          <w:sz w:val="24"/>
+        </w:rPr>
+        <w:t>(</w:t>
+      </w:r>
+      <w:r>
+        <w:rPr>
+          <w:rFonts w:ascii="Times New Roman" w:hAnsi="Times New Roman"/>
+          <w:bCs/>
+          <w:i/>
+          <w:color w:val="FF0000"/>
+          <w:sz w:val="24"/>
+        </w:rPr>
+        <w:t>г.</w:t>
+      </w:r>
+      <w:r>
+        <w:rPr>
+          <w:rFonts w:ascii="Times New Roman" w:hAnsi="Times New Roman"/>
+          <w:bCs/>
+          <w:i/>
+          <w:color w:val="FF0000"/>
+          <w:sz w:val="24"/>
+        </w:rPr>
+        <w:t xml:space="preserve"> </w:t>
+      </w:r>
+      <w:r>
+        <w:rPr>
+          <w:rFonts w:ascii="Times New Roman" w:hAnsi="Times New Roman"/>
+          <w:bCs/>
+          <w:i/>
+          <w:color w:val="FF0000"/>
+          <w:sz w:val="24"/>
+        </w:rPr>
+        <w:t>6</w:t>
+      </w:r>
+      <w:r>
+        <w:rPr>
+          <w:rFonts w:ascii="Times New Roman" w:hAnsi="Times New Roman"/>
+          <w:bCs/>
+          <w:i/>
+          <w:color w:val="FF0000"/>
+          <w:sz w:val="24"/>
+        </w:rPr>
+        <w:t>)</w:t>
+      </w:r>
+      <w:r>
+        <w:rPr>
+          <w:rFonts w:ascii="Times New Roman" w:hAnsi="Times New Roman"/>
+          <w:bCs/>
+          <w:i/>
+          <w:color w:val="FF0000"/>
+          <w:sz w:val="24"/>
+        </w:rPr>
+        <w:t xml:space="preserve">: </w:t>
+      </w:r>
+      <w:r>
+        <w:rPr>
+          <w:rFonts w:ascii="Times New Roman" w:hAnsi="Times New Roman"/>
+          <w:bCs/>
+          <w:iCs/>
+          <w:color w:val="000000"/>
+          <w:sz w:val="24"/>
+        </w:rPr>
+        <w:t>Помилуй мене, Боже,</w:t>
+      </w:r>
+      <w:r>
+        <w:rPr>
+          <w:rFonts w:ascii="Times New Roman" w:hAnsi="Times New Roman"/>
+          <w:bCs/>
+          <w:iCs/>
+          <w:color w:val="000000"/>
+          <w:sz w:val="24"/>
+        </w:rPr>
+        <w:t>*</w:t>
+      </w:r>
+      <w:r>
+        <w:rPr>
+          <w:rFonts w:ascii="Times New Roman" w:hAnsi="Times New Roman"/>
+          <w:bCs/>
+          <w:iCs/>
+          <w:color w:val="000000"/>
+          <w:sz w:val="24"/>
+        </w:rPr>
+        <w:t xml:space="preserve"> по великій милості твоїй.</w:t>
+      </w:r>
+      <w:r>
+        <w:rPr>
+          <w:rFonts w:ascii="Times New Roman" w:hAnsi="Times New Roman"/>
+          <w:bCs/>
+          <w:iCs/>
+          <w:color w:val="000000"/>
+          <w:sz w:val="24"/>
+        </w:rPr>
+        <w:t xml:space="preserve"> </w:t>
+      </w:r>
+      <w:r>
+        <w:rPr>
+          <w:rFonts w:ascii="Times New Roman" w:hAnsi="Times New Roman"/>
+          <w:bCs/>
+          <w:i/>
+          <w:color w:val="FF0000"/>
+          <w:sz w:val="24"/>
+        </w:rPr>
+        <w:t xml:space="preserve">(Пс. 50, </w:t>
+      </w:r>
+      <w:r>
+        <w:rPr>
+          <w:rFonts w:ascii="Times New Roman" w:hAnsi="Times New Roman"/>
+          <w:bCs/>
+          <w:i/>
+          <w:color w:val="FF0000"/>
+          <w:sz w:val="24"/>
+        </w:rPr>
+        <w:t>3</w:t>
+      </w:r>
+      <w:r>
+        <w:rPr>
+          <w:rFonts w:ascii="Times New Roman" w:hAnsi="Times New Roman"/>
+          <w:bCs/>
+          <w:i/>
+          <w:color w:val="FF0000"/>
+          <w:sz w:val="24"/>
+        </w:rPr>
+        <w:t>)</w:t>
+      </w:r>
+    </w:p>
+    <w:p>
+      <w:pPr>
+        <w:keepNext/>
+        <w:shd w:val="clear" w:color="auto" w:fill="FFFFFF"/>
+        <w:autoSpaceDE w:val="0"/>
+        <w:autoSpaceDN w:val="0"/>
+        <w:adjustRightInd w:val="0"/>
+        <w:spacing w:before="120"/>
+        <w:jc w:val="both"/>
+        <w:rPr>
+          <w:rFonts w:ascii="Times New Roman" w:hAnsi="Times New Roman"/>
+          <w:bCs/>
+          <w:i/>
+          <w:color w:val="FF0000"/>
+          <w:sz w:val="24"/>
+        </w:rPr>
+      </w:pPr>
+      <w:r>
+        <w:rPr>
+          <w:rFonts w:ascii="Times New Roman" w:hAnsi="Times New Roman"/>
+          <w:bCs/>
+          <w:i/>
+          <w:color w:val="FF0000"/>
+          <w:sz w:val="24"/>
+        </w:rPr>
         <w:t xml:space="preserve">Стих: </w:t>
       </w:r>
       <w:r>
@@ -8503,6 +8732,30 @@
           <w:color w:val="FF0000"/>
           <w:sz w:val="24"/>
         </w:rPr>
+        <w:t>Тропар (г. 8)</w:t>
+      </w:r>
+      <w:r>
+        <w:rPr>
+          <w:rFonts w:ascii="Times New Roman" w:hAnsi="Times New Roman"/>
+          <w:sz w:val="24"/>
+        </w:rPr>
+        <w:t>: Ти, Христе Боже, у дев'ятій годині* задля нас тілом смерти зазнав,* тож умертви нашого тіла хотіння і спаси нас.</w:t>
+      </w:r>
+    </w:p>
+    <w:p>
+      <w:pPr>
+        <w:rPr>
+          <w:rFonts w:ascii="Times New Roman" w:hAnsi="Times New Roman"/>
+          <w:sz w:val="24"/>
+        </w:rPr>
+      </w:pPr>
+      <w:r>
+        <w:rPr>
+          <w:rFonts w:ascii="Times New Roman" w:hAnsi="Times New Roman"/>
+          <w:i/>
+          <w:color w:val="FF0000"/>
+          <w:sz w:val="24"/>
+        </w:rPr>
         <w:t xml:space="preserve">Стих: </w:t>
       </w:r>
       <w:r>
@@ -8820,6 +9073,53 @@
           <w:sz w:val="24"/>
         </w:rPr>
         <w:t>Амінь.</w:t>
+      </w:r>
+    </w:p>
+    <w:p>
+      <w:pPr>
+        <w:rPr>
+          <w:rFonts w:ascii="Times New Roman" w:hAnsi="Times New Roman"/>
+          <w:sz w:val="24"/>
+        </w:rPr>
+      </w:pPr>
+      <w:r>
+        <w:rPr>
+          <w:rFonts w:ascii="Times New Roman" w:hAnsi="Times New Roman"/>
+          <w:i/>
+          <w:color w:val="FF0000"/>
+          <w:sz w:val="24"/>
+        </w:rPr>
+        <w:t xml:space="preserve">Тропар </w:t>
+      </w:r>
+      <w:r>
+        <w:rPr>
+          <w:rFonts w:ascii="Times New Roman" w:hAnsi="Times New Roman"/>
+          <w:i/>
+          <w:color w:val="FF0000"/>
+          <w:sz w:val="24"/>
+        </w:rPr>
+        <w:t>(г. 8)</w:t>
+      </w:r>
+      <w:r>
+        <w:rPr>
+          <w:rFonts w:ascii="Times New Roman" w:hAnsi="Times New Roman"/>
+          <w:sz w:val="24"/>
+        </w:rPr>
+        <w:t>: Бачивши Начальника життя розбійник,* що висів на хресті, мовив:</w:t>
+      </w:r>
+      <w:r>
+        <w:rPr>
+          <w:rFonts w:ascii="Times New Roman" w:hAnsi="Times New Roman"/>
+          <w:sz w:val="24"/>
+        </w:rPr>
+        <w:t>*</w:t>
+      </w:r>
+      <w:r>
+        <w:rPr>
+          <w:rFonts w:ascii="Times New Roman" w:hAnsi="Times New Roman"/>
+          <w:sz w:val="24"/>
+        </w:rPr>
+        <w:t xml:space="preserve"> Якби розп'ятий з нами не був Богом у тілі,* сонце не сховало б свого проміння і не тряслася б, тремтячи, земля.* Але ти, Господи, що все терпиш,* пом'яни мене в царстві твоїм.</w:t>
       </w:r>
     </w:p>
     <w:p>
